--- a/Bloque 1/bbdd tema03.docx
+++ b/Bloque 1/bbdd tema03.docx
@@ -599,9 +599,6 @@
     <w:p>
       <w:pPr>
         <w:jc w:val="both"/>
-        <w:rPr>
-          <w:lang w:val="en-GB"/>
-        </w:rPr>
       </w:pPr>
       <w:r>
         <w:t xml:space="preserve">"Los datos se almacenan en </w:t>
@@ -647,25 +644,26 @@
         <w:rPr>
           <w:b/>
           <w:bCs/>
-          <w:lang w:val="en-GB"/>
-        </w:rPr>
-        <w:t xml:space="preserve">Nivel </w:t>
-      </w:r>
-      <w:proofErr w:type="spellStart"/>
+        </w:rPr>
+        <w:t>Nivel interno</w:t>
+      </w:r>
+      <w:r>
+        <w:t xml:space="preserve"> </w:t>
+      </w:r>
+    </w:p>
+    <w:p>
+      <w:pPr>
+        <w:jc w:val="both"/>
+      </w:pPr>
+      <w:r>
+        <w:t xml:space="preserve">"El personal de almacén solo puede ver productos y proveedores, no los datos de clientes." </w:t>
+      </w:r>
       <w:r>
         <w:rPr>
           <w:b/>
           <w:bCs/>
-          <w:lang w:val="en-GB"/>
-        </w:rPr>
-        <w:t>interno</w:t>
-      </w:r>
-      <w:proofErr w:type="spellEnd"/>
-      <w:r>
-        <w:rPr>
-          <w:lang w:val="en-GB"/>
-        </w:rPr>
-        <w:t xml:space="preserve"> </w:t>
+        </w:rPr>
+        <w:t>Nivel externo</w:t>
       </w:r>
     </w:p>
     <w:p>
@@ -673,109 +671,37 @@
         <w:jc w:val="both"/>
       </w:pPr>
       <w:r>
-        <w:t xml:space="preserve">"El personal de almacén solo puede ver productos y proveedores, no los datos de clientes." </w:t>
+        <w:t xml:space="preserve">"La tabla VENTAS tiene los campos ID, fecha, precio e ID cliente." </w:t>
       </w:r>
       <w:r>
         <w:rPr>
           <w:b/>
           <w:bCs/>
         </w:rPr>
-        <w:t>Nivel externo</w:t>
+        <w:t>Nivel conceptual</w:t>
+      </w:r>
+      <w:r>
+        <w:t xml:space="preserve"> </w:t>
       </w:r>
     </w:p>
     <w:p>
       <w:pPr>
         <w:jc w:val="both"/>
         <w:rPr>
-          <w:lang w:val="en-GB"/>
-        </w:rPr>
-      </w:pPr>
-      <w:r>
-        <w:t xml:space="preserve">"La tabla VENTAS tiene los campos ID, fecha, precio e ID cliente." </w:t>
-      </w:r>
-      <w:r>
-        <w:rPr>
           <w:b/>
           <w:bCs/>
-          <w:lang w:val="en-GB"/>
-        </w:rPr>
-        <w:t>Nivel conceptual</w:t>
-      </w:r>
-      <w:r>
-        <w:rPr>
-          <w:lang w:val="en-GB"/>
-        </w:rPr>
-        <w:t xml:space="preserve"> </w:t>
-      </w:r>
-    </w:p>
-    <w:p>
-      <w:pPr>
-        <w:jc w:val="both"/>
+        </w:rPr>
+      </w:pPr>
+      <w:r>
+        <w:t xml:space="preserve">"Los índices se guardan en bloques de 16KB en disco." </w:t>
+      </w:r>
+      <w:r>
         <w:rPr>
           <w:b/>
           <w:bCs/>
-          <w:lang w:val="en-GB"/>
-        </w:rPr>
-      </w:pPr>
-      <w:r>
-        <w:t xml:space="preserve">"Los índices se guardan en bloques de 16KB en disco." </w:t>
-      </w:r>
-      <w:r>
-        <w:rPr>
-          <w:b/>
-          <w:bCs/>
-          <w:lang w:val="en-GB"/>
-        </w:rPr>
-        <w:t xml:space="preserve">Nivel </w:t>
-      </w:r>
-      <w:proofErr w:type="spellStart"/>
-      <w:r>
-        <w:rPr>
-          <w:b/>
-          <w:bCs/>
-          <w:lang w:val="en-GB"/>
-        </w:rPr>
-        <w:t>interno</w:t>
-      </w:r>
-      <w:proofErr w:type="spellEnd"/>
-      <w:r>
-        <w:rPr>
-          <w:b/>
-          <w:bCs/>
-          <w:lang w:val="en-GB"/>
-        </w:rPr>
-        <w:t xml:space="preserve">  </w:t>
-      </w:r>
-    </w:p>
-    <w:p>
-      <w:pPr>
-        <w:jc w:val="both"/>
-        <w:rPr>
-          <w:b/>
-          <w:bCs/>
-          <w:lang w:val="en-GB"/>
-        </w:rPr>
-      </w:pPr>
-    </w:p>
-    <w:p>
-      <w:pPr>
-        <w:jc w:val="both"/>
-        <w:rPr>
-          <w:b/>
-          <w:bCs/>
-          <w:lang w:val="en-GB"/>
-        </w:rPr>
-      </w:pPr>
-    </w:p>
-    <w:p>
-      <w:pPr>
-        <w:jc w:val="both"/>
-        <w:rPr>
-          <w:b/>
-          <w:bCs/>
-          <w:lang w:val="en-GB"/>
-        </w:rPr>
-      </w:pPr>
+        </w:rPr>
+        <w:t xml:space="preserve">Nivel interno  </w:t>
+      </w:r>
     </w:p>
     <w:p>
       <w:pPr>
@@ -872,7 +798,6 @@
         <w:t xml:space="preserve"> </w:t>
       </w:r>
     </w:p>
-    <w:p/>
     <w:sectPr>
       <w:pgSz w:w="11906" w:h="16838"/>
       <w:pgMar w:top="1417" w:right="1701" w:bottom="1417" w:left="1701" w:header="708" w:footer="708" w:gutter="0"/>
@@ -2300,6 +2225,7 @@
   <w:style w:type="character" w:default="1" w:styleId="Fuentedeprrafopredeter">
     <w:name w:val="Default Paragraph Font"/>
     <w:uiPriority w:val="1"/>
+    <w:semiHidden/>
     <w:unhideWhenUsed/>
   </w:style>
   <w:style w:type="table" w:default="1" w:styleId="Tablanormal">
@@ -2932,6 +2858,23 @@
 </file>
 
 <file path=customXml/item1.xml><?xml version="1.0" encoding="utf-8"?>
+<p:properties xmlns:p="http://schemas.microsoft.com/office/2006/metadata/properties" xmlns:xsi="http://www.w3.org/2001/XMLSchema-instance" xmlns:pc="http://schemas.microsoft.com/office/infopath/2007/PartnerControls">
+  <documentManagement>
+    <_activity xmlns="8bde8ea0-e61a-41e0-a89c-012f8d74519f" xsi:nil="true"/>
+  </documentManagement>
+</p:properties>
+</file>
+
+<file path=customXml/item2.xml><?xml version="1.0" encoding="utf-8"?>
+<?mso-contentType ?>
+<FormTemplates xmlns="http://schemas.microsoft.com/sharepoint/v3/contenttype/forms">
+  <Display>DocumentLibraryForm</Display>
+  <Edit>DocumentLibraryForm</Edit>
+  <New>DocumentLibraryForm</New>
+</FormTemplates>
+</file>
+
+<file path=customXml/item3.xml><?xml version="1.0" encoding="utf-8"?>
 <ct:contentTypeSchema xmlns:ct="http://schemas.microsoft.com/office/2006/metadata/contentType" xmlns:ma="http://schemas.microsoft.com/office/2006/metadata/properties/metaAttributes" ct:_="" ma:_="" ma:contentTypeName="Document" ma:contentTypeID="0x01010061093DB436E779459C8056369C1AE335" ma:contentTypeVersion="5" ma:contentTypeDescription="Create a new document." ma:contentTypeScope="" ma:versionID="760b835f7e1626cf17a80bb221f88703">
   <xsd:schema xmlns:xsd="http://www.w3.org/2001/XMLSchema" xmlns:xs="http://www.w3.org/2001/XMLSchema" xmlns:p="http://schemas.microsoft.com/office/2006/metadata/properties" xmlns:ns3="8bde8ea0-e61a-41e0-a89c-012f8d74519f" targetNamespace="http://schemas.microsoft.com/office/2006/metadata/properties" ma:root="true" ma:fieldsID="a0f5e82e31676686be99f8b1567c661e" ns3:_="">
     <xsd:import namespace="8bde8ea0-e61a-41e0-a89c-012f8d74519f"/>
@@ -3081,24 +3024,25 @@
 </ct:contentTypeSchema>
 </file>
 
-<file path=customXml/item2.xml><?xml version="1.0" encoding="utf-8"?>
-<?mso-contentType ?>
-<FormTemplates xmlns="http://schemas.microsoft.com/sharepoint/v3/contenttype/forms">
-  <Display>DocumentLibraryForm</Display>
-  <Edit>DocumentLibraryForm</Edit>
-  <New>DocumentLibraryForm</New>
-</FormTemplates>
+<file path=customXml/itemProps1.xml><?xml version="1.0" encoding="utf-8"?>
+<ds:datastoreItem xmlns:ds="http://schemas.openxmlformats.org/officeDocument/2006/customXml" ds:itemID="{907F6843-18E5-4962-8CD9-C9B9F510423E}">
+  <ds:schemaRefs>
+    <ds:schemaRef ds:uri="http://schemas.microsoft.com/office/2006/metadata/properties"/>
+    <ds:schemaRef ds:uri="http://schemas.microsoft.com/office/infopath/2007/PartnerControls"/>
+    <ds:schemaRef ds:uri="8bde8ea0-e61a-41e0-a89c-012f8d74519f"/>
+  </ds:schemaRefs>
+</ds:datastoreItem>
 </file>
 
-<file path=customXml/item3.xml><?xml version="1.0" encoding="utf-8"?>
-<p:properties xmlns:p="http://schemas.microsoft.com/office/2006/metadata/properties" xmlns:xsi="http://www.w3.org/2001/XMLSchema-instance" xmlns:pc="http://schemas.microsoft.com/office/infopath/2007/PartnerControls">
-  <documentManagement>
-    <_activity xmlns="8bde8ea0-e61a-41e0-a89c-012f8d74519f" xsi:nil="true"/>
-  </documentManagement>
-</p:properties>
+<file path=customXml/itemProps2.xml><?xml version="1.0" encoding="utf-8"?>
+<ds:datastoreItem xmlns:ds="http://schemas.openxmlformats.org/officeDocument/2006/customXml" ds:itemID="{FF272177-89B0-4C20-A516-5DFC7E25E607}">
+  <ds:schemaRefs>
+    <ds:schemaRef ds:uri="http://schemas.microsoft.com/sharepoint/v3/contenttype/forms"/>
+  </ds:schemaRefs>
+</ds:datastoreItem>
 </file>
 
-<file path=customXml/itemProps1.xml><?xml version="1.0" encoding="utf-8"?>
+<file path=customXml/itemProps3.xml><?xml version="1.0" encoding="utf-8"?>
 <ds:datastoreItem xmlns:ds="http://schemas.openxmlformats.org/officeDocument/2006/customXml" ds:itemID="{23E8837A-F952-47DE-8AF5-707D5F487934}">
   <ds:schemaRefs>
     <ds:schemaRef ds:uri="http://schemas.microsoft.com/office/2006/metadata/contentType"/>
@@ -3114,22 +3058,4 @@
     <ds:schemaRef ds:uri="http://schemas.microsoft.com/internal/obd"/>
   </ds:schemaRefs>
 </ds:datastoreItem>
-</file>
-
-<file path=customXml/itemProps2.xml><?xml version="1.0" encoding="utf-8"?>
-<ds:datastoreItem xmlns:ds="http://schemas.openxmlformats.org/officeDocument/2006/customXml" ds:itemID="{FF272177-89B0-4C20-A516-5DFC7E25E607}">
-  <ds:schemaRefs>
-    <ds:schemaRef ds:uri="http://schemas.microsoft.com/sharepoint/v3/contenttype/forms"/>
-  </ds:schemaRefs>
-</ds:datastoreItem>
-</file>
-
-<file path=customXml/itemProps3.xml><?xml version="1.0" encoding="utf-8"?>
-<ds:datastoreItem xmlns:ds="http://schemas.openxmlformats.org/officeDocument/2006/customXml" ds:itemID="{907F6843-18E5-4962-8CD9-C9B9F510423E}">
-  <ds:schemaRefs>
-    <ds:schemaRef ds:uri="http://schemas.microsoft.com/office/2006/metadata/properties"/>
-    <ds:schemaRef ds:uri="http://schemas.microsoft.com/office/infopath/2007/PartnerControls"/>
-    <ds:schemaRef ds:uri="8bde8ea0-e61a-41e0-a89c-012f8d74519f"/>
-  </ds:schemaRefs>
-</ds:datastoreItem>
 </file>